--- a/Sistemas/Ejercicio Repaso Subnetting 1.docx
+++ b/Sistemas/Ejercicio Repaso Subnetting 1.docx
@@ -217,14 +217,7 @@
           <w:rFonts w:ascii="Arial" w:eastAsia="Arial" w:hAnsi="Arial" w:cs="Arial"/>
           <w:sz w:val="28"/>
         </w:rPr>
-        <w:t xml:space="preserve">Máscara de Subred </w:t>
-      </w:r>
-      <w:r>
-        <w:rPr>
-          <w:rFonts w:ascii="Arial" w:eastAsia="Arial" w:hAnsi="Arial" w:cs="Arial"/>
-          <w:sz w:val="28"/>
-        </w:rPr>
-        <w:t>Adaptada</w:t>
+        <w:t>Máscara de Subred Adaptada</w:t>
       </w:r>
       <w:r>
         <w:rPr>
@@ -376,10 +369,10 @@
         <w:tblLook w:val="04A0" w:firstRow="1" w:lastRow="0" w:firstColumn="1" w:lastColumn="0" w:noHBand="0" w:noVBand="1"/>
       </w:tblPr>
       <w:tblGrid>
-        <w:gridCol w:w="2517"/>
-        <w:gridCol w:w="2542"/>
-        <w:gridCol w:w="2533"/>
-        <w:gridCol w:w="2516"/>
+        <w:gridCol w:w="2511"/>
+        <w:gridCol w:w="2544"/>
+        <w:gridCol w:w="2544"/>
+        <w:gridCol w:w="2509"/>
       </w:tblGrid>
       <w:tr>
         <w:tc>
@@ -466,102 +459,120 @@
               <w:spacing w:after="5" w:line="250" w:lineRule="auto"/>
             </w:pPr>
             <w:r>
-              <w:t>192.10.10.0</w:t>
-            </w:r>
-          </w:p>
-        </w:tc>
-        <w:tc>
-          <w:tcPr>
-            <w:tcW w:w="2614" w:type="dxa"/>
-          </w:tcPr>
-          <w:p>
-            <w:pPr>
-              <w:spacing w:after="5" w:line="250" w:lineRule="auto"/>
-            </w:pPr>
+              <w:t>192.10.10.16</w:t>
+            </w:r>
+          </w:p>
+        </w:tc>
+        <w:tc>
+          <w:tcPr>
+            <w:tcW w:w="2614" w:type="dxa"/>
+          </w:tcPr>
+          <w:p>
+            <w:pPr>
+              <w:spacing w:after="5" w:line="250" w:lineRule="auto"/>
+            </w:pPr>
+            <w:r>
+              <w:t>192.10.10.31</w:t>
+            </w:r>
+          </w:p>
+        </w:tc>
+        <w:tc>
+          <w:tcPr>
+            <w:tcW w:w="2614" w:type="dxa"/>
+          </w:tcPr>
+          <w:p>
+            <w:pPr>
+              <w:spacing w:after="5" w:line="250" w:lineRule="auto"/>
+            </w:pPr>
+            <w:r>
+              <w:t>.17-30</w:t>
+            </w:r>
+          </w:p>
+        </w:tc>
+      </w:tr>
+      <w:tr>
+        <w:tc>
+          <w:tcPr>
+            <w:tcW w:w="2614" w:type="dxa"/>
+          </w:tcPr>
+          <w:p>
+            <w:pPr>
+              <w:spacing w:after="5" w:line="250" w:lineRule="auto"/>
+              <w:ind w:left="348"/>
+            </w:pPr>
+            <w:r>
+              <w:t>Sb 2</w:t>
+            </w:r>
+          </w:p>
+        </w:tc>
+        <w:tc>
+          <w:tcPr>
+            <w:tcW w:w="2614" w:type="dxa"/>
+          </w:tcPr>
+          <w:p>
+            <w:pPr>
+              <w:spacing w:after="5" w:line="250" w:lineRule="auto"/>
+            </w:pPr>
+            <w:r>
+              <w:t>192.10.10.32</w:t>
+            </w:r>
+          </w:p>
+        </w:tc>
+        <w:tc>
+          <w:tcPr>
+            <w:tcW w:w="2614" w:type="dxa"/>
+          </w:tcPr>
+          <w:p>
+            <w:pPr>
+              <w:spacing w:after="5" w:line="250" w:lineRule="auto"/>
+            </w:pPr>
+            <w:r>
+              <w:t>192.10.10.47</w:t>
+            </w:r>
+          </w:p>
+        </w:tc>
+        <w:tc>
+          <w:tcPr>
+            <w:tcW w:w="2614" w:type="dxa"/>
+          </w:tcPr>
+          <w:p>
+            <w:pPr>
+              <w:spacing w:after="5" w:line="250" w:lineRule="auto"/>
+            </w:pPr>
+          </w:p>
+        </w:tc>
+      </w:tr>
+      <w:tr>
+        <w:tc>
+          <w:tcPr>
+            <w:tcW w:w="2614" w:type="dxa"/>
+          </w:tcPr>
+          <w:p>
+            <w:pPr>
+              <w:spacing w:after="5" w:line="250" w:lineRule="auto"/>
+              <w:ind w:left="348"/>
+            </w:pPr>
+            <w:r>
+              <w:t>Sb 3</w:t>
+            </w:r>
+          </w:p>
+        </w:tc>
+        <w:tc>
+          <w:tcPr>
+            <w:tcW w:w="2614" w:type="dxa"/>
+          </w:tcPr>
+          <w:p>
+            <w:pPr>
+              <w:spacing w:after="5" w:line="250" w:lineRule="auto"/>
+              <w:rPr>
+                <w:u w:val="single"/>
+              </w:rPr>
+            </w:pPr>
+            <w:r>
+              <w:t>192.10.10.48</w:t>
+            </w:r>
             <w:bookmarkStart w:id="0" w:name="_GoBack"/>
             <w:bookmarkEnd w:id="0"/>
-          </w:p>
-        </w:tc>
-        <w:tc>
-          <w:tcPr>
-            <w:tcW w:w="2614" w:type="dxa"/>
-          </w:tcPr>
-          <w:p>
-            <w:pPr>
-              <w:spacing w:after="5" w:line="250" w:lineRule="auto"/>
-            </w:pPr>
-          </w:p>
-        </w:tc>
-      </w:tr>
-      <w:tr>
-        <w:tc>
-          <w:tcPr>
-            <w:tcW w:w="2614" w:type="dxa"/>
-          </w:tcPr>
-          <w:p>
-            <w:pPr>
-              <w:spacing w:after="5" w:line="250" w:lineRule="auto"/>
-              <w:ind w:left="348"/>
-            </w:pPr>
-            <w:r>
-              <w:t>Sb 2</w:t>
-            </w:r>
-          </w:p>
-        </w:tc>
-        <w:tc>
-          <w:tcPr>
-            <w:tcW w:w="2614" w:type="dxa"/>
-          </w:tcPr>
-          <w:p>
-            <w:pPr>
-              <w:spacing w:after="5" w:line="250" w:lineRule="auto"/>
-            </w:pPr>
-          </w:p>
-        </w:tc>
-        <w:tc>
-          <w:tcPr>
-            <w:tcW w:w="2614" w:type="dxa"/>
-          </w:tcPr>
-          <w:p>
-            <w:pPr>
-              <w:spacing w:after="5" w:line="250" w:lineRule="auto"/>
-            </w:pPr>
-          </w:p>
-        </w:tc>
-        <w:tc>
-          <w:tcPr>
-            <w:tcW w:w="2614" w:type="dxa"/>
-          </w:tcPr>
-          <w:p>
-            <w:pPr>
-              <w:spacing w:after="5" w:line="250" w:lineRule="auto"/>
-            </w:pPr>
-          </w:p>
-        </w:tc>
-      </w:tr>
-      <w:tr>
-        <w:tc>
-          <w:tcPr>
-            <w:tcW w:w="2614" w:type="dxa"/>
-          </w:tcPr>
-          <w:p>
-            <w:pPr>
-              <w:spacing w:after="5" w:line="250" w:lineRule="auto"/>
-              <w:ind w:left="348"/>
-            </w:pPr>
-            <w:r>
-              <w:t>Sb 3</w:t>
-            </w:r>
-          </w:p>
-        </w:tc>
-        <w:tc>
-          <w:tcPr>
-            <w:tcW w:w="2614" w:type="dxa"/>
-          </w:tcPr>
-          <w:p>
-            <w:pPr>
-              <w:spacing w:after="5" w:line="250" w:lineRule="auto"/>
-            </w:pPr>
           </w:p>
         </w:tc>
         <w:tc>

--- a/Sistemas/Ejercicio Repaso Subnetting 1.docx
+++ b/Sistemas/Ejercicio Repaso Subnetting 1.docx
@@ -300,7 +300,30 @@
           <w:rFonts w:ascii="Arial" w:eastAsia="Arial" w:hAnsi="Arial" w:cs="Arial"/>
           <w:sz w:val="28"/>
         </w:rPr>
-        <w:t>ciones de host: 208</w:t>
+        <w:t xml:space="preserve">ciones de host: </w:t>
+      </w:r>
+      <w:r>
+        <w:rPr>
+          <w:rFonts w:ascii="Arial" w:eastAsia="Arial" w:hAnsi="Arial" w:cs="Arial"/>
+          <w:sz w:val="28"/>
+        </w:rPr>
+        <w:t>16 por subred y 14 útiles (</w:t>
+      </w:r>
+      <w:proofErr w:type="gramStart"/>
+      <w:r>
+        <w:rPr>
+          <w:rFonts w:ascii="Arial" w:eastAsia="Arial" w:hAnsi="Arial" w:cs="Arial"/>
+          <w:sz w:val="28"/>
+        </w:rPr>
+        <w:t>Total 208 útiles y 256 totales?</w:t>
+      </w:r>
+      <w:proofErr w:type="gramEnd"/>
+      <w:r>
+        <w:rPr>
+          <w:rFonts w:ascii="Arial" w:eastAsia="Arial" w:hAnsi="Arial" w:cs="Arial"/>
+          <w:sz w:val="28"/>
+        </w:rPr>
+        <w:t>)</w:t>
       </w:r>
     </w:p>
     <w:p>
@@ -369,10 +392,10 @@
         <w:tblLook w:val="04A0" w:firstRow="1" w:lastRow="0" w:firstColumn="1" w:lastColumn="0" w:noHBand="0" w:noVBand="1"/>
       </w:tblPr>
       <w:tblGrid>
-        <w:gridCol w:w="2511"/>
-        <w:gridCol w:w="2544"/>
-        <w:gridCol w:w="2544"/>
-        <w:gridCol w:w="2509"/>
+        <w:gridCol w:w="2506"/>
+        <w:gridCol w:w="2548"/>
+        <w:gridCol w:w="2548"/>
+        <w:gridCol w:w="2506"/>
       </w:tblGrid>
       <w:tr>
         <w:tc>
@@ -539,6 +562,9 @@
             <w:pPr>
               <w:spacing w:after="5" w:line="250" w:lineRule="auto"/>
             </w:pPr>
+            <w:r>
+              <w:t>.33-46</w:t>
+            </w:r>
           </w:p>
         </w:tc>
       </w:tr>
@@ -571,28 +597,35 @@
             <w:r>
               <w:t>192.10.10.48</w:t>
             </w:r>
-            <w:bookmarkStart w:id="0" w:name="_GoBack"/>
-            <w:bookmarkEnd w:id="0"/>
-          </w:p>
-        </w:tc>
-        <w:tc>
-          <w:tcPr>
-            <w:tcW w:w="2614" w:type="dxa"/>
-          </w:tcPr>
-          <w:p>
-            <w:pPr>
-              <w:spacing w:after="5" w:line="250" w:lineRule="auto"/>
-            </w:pPr>
-          </w:p>
-        </w:tc>
-        <w:tc>
-          <w:tcPr>
-            <w:tcW w:w="2614" w:type="dxa"/>
-          </w:tcPr>
-          <w:p>
-            <w:pPr>
-              <w:spacing w:after="5" w:line="250" w:lineRule="auto"/>
-            </w:pPr>
+          </w:p>
+        </w:tc>
+        <w:tc>
+          <w:tcPr>
+            <w:tcW w:w="2614" w:type="dxa"/>
+          </w:tcPr>
+          <w:p>
+            <w:pPr>
+              <w:spacing w:after="5" w:line="250" w:lineRule="auto"/>
+            </w:pPr>
+            <w:r>
+              <w:t>192.10.10.</w:t>
+            </w:r>
+            <w:r>
+              <w:t>63</w:t>
+            </w:r>
+          </w:p>
+        </w:tc>
+        <w:tc>
+          <w:tcPr>
+            <w:tcW w:w="2614" w:type="dxa"/>
+          </w:tcPr>
+          <w:p>
+            <w:pPr>
+              <w:spacing w:after="5" w:line="250" w:lineRule="auto"/>
+            </w:pPr>
+            <w:r>
+              <w:t>.49-62</w:t>
+            </w:r>
           </w:p>
         </w:tc>
       </w:tr>
@@ -619,26 +652,41 @@
             <w:pPr>
               <w:spacing w:after="5" w:line="250" w:lineRule="auto"/>
             </w:pPr>
-          </w:p>
-        </w:tc>
-        <w:tc>
-          <w:tcPr>
-            <w:tcW w:w="2614" w:type="dxa"/>
-          </w:tcPr>
-          <w:p>
-            <w:pPr>
-              <w:spacing w:after="5" w:line="250" w:lineRule="auto"/>
-            </w:pPr>
-          </w:p>
-        </w:tc>
-        <w:tc>
-          <w:tcPr>
-            <w:tcW w:w="2614" w:type="dxa"/>
-          </w:tcPr>
-          <w:p>
-            <w:pPr>
-              <w:spacing w:after="5" w:line="250" w:lineRule="auto"/>
-            </w:pPr>
+            <w:r>
+              <w:t>192.10.10.</w:t>
+            </w:r>
+            <w:r>
+              <w:t>64</w:t>
+            </w:r>
+          </w:p>
+        </w:tc>
+        <w:tc>
+          <w:tcPr>
+            <w:tcW w:w="2614" w:type="dxa"/>
+          </w:tcPr>
+          <w:p>
+            <w:pPr>
+              <w:spacing w:after="5" w:line="250" w:lineRule="auto"/>
+            </w:pPr>
+            <w:r>
+              <w:t>192.10.10.</w:t>
+            </w:r>
+            <w:r>
+              <w:t>79</w:t>
+            </w:r>
+          </w:p>
+        </w:tc>
+        <w:tc>
+          <w:tcPr>
+            <w:tcW w:w="2614" w:type="dxa"/>
+          </w:tcPr>
+          <w:p>
+            <w:pPr>
+              <w:spacing w:after="5" w:line="250" w:lineRule="auto"/>
+            </w:pPr>
+            <w:r>
+              <w:t>.65-78</w:t>
+            </w:r>
           </w:p>
         </w:tc>
       </w:tr>
@@ -665,26 +713,41 @@
             <w:pPr>
               <w:spacing w:after="5" w:line="250" w:lineRule="auto"/>
             </w:pPr>
-          </w:p>
-        </w:tc>
-        <w:tc>
-          <w:tcPr>
-            <w:tcW w:w="2614" w:type="dxa"/>
-          </w:tcPr>
-          <w:p>
-            <w:pPr>
-              <w:spacing w:after="5" w:line="250" w:lineRule="auto"/>
-            </w:pPr>
-          </w:p>
-        </w:tc>
-        <w:tc>
-          <w:tcPr>
-            <w:tcW w:w="2614" w:type="dxa"/>
-          </w:tcPr>
-          <w:p>
-            <w:pPr>
-              <w:spacing w:after="5" w:line="250" w:lineRule="auto"/>
-            </w:pPr>
+            <w:r>
+              <w:t>192.10.10.</w:t>
+            </w:r>
+            <w:r>
+              <w:t>80</w:t>
+            </w:r>
+          </w:p>
+        </w:tc>
+        <w:tc>
+          <w:tcPr>
+            <w:tcW w:w="2614" w:type="dxa"/>
+          </w:tcPr>
+          <w:p>
+            <w:pPr>
+              <w:spacing w:after="5" w:line="250" w:lineRule="auto"/>
+            </w:pPr>
+            <w:r>
+              <w:t>192.10.10.</w:t>
+            </w:r>
+            <w:r>
+              <w:t>95</w:t>
+            </w:r>
+          </w:p>
+        </w:tc>
+        <w:tc>
+          <w:tcPr>
+            <w:tcW w:w="2614" w:type="dxa"/>
+          </w:tcPr>
+          <w:p>
+            <w:pPr>
+              <w:spacing w:after="5" w:line="250" w:lineRule="auto"/>
+            </w:pPr>
+            <w:r>
+              <w:t>.81-94</w:t>
+            </w:r>
           </w:p>
         </w:tc>
       </w:tr>
@@ -711,26 +774,41 @@
             <w:pPr>
               <w:spacing w:after="5" w:line="250" w:lineRule="auto"/>
             </w:pPr>
-          </w:p>
-        </w:tc>
-        <w:tc>
-          <w:tcPr>
-            <w:tcW w:w="2614" w:type="dxa"/>
-          </w:tcPr>
-          <w:p>
-            <w:pPr>
-              <w:spacing w:after="5" w:line="250" w:lineRule="auto"/>
-            </w:pPr>
-          </w:p>
-        </w:tc>
-        <w:tc>
-          <w:tcPr>
-            <w:tcW w:w="2614" w:type="dxa"/>
-          </w:tcPr>
-          <w:p>
-            <w:pPr>
-              <w:spacing w:after="5" w:line="250" w:lineRule="auto"/>
-            </w:pPr>
+            <w:r>
+              <w:t>192.10.10.</w:t>
+            </w:r>
+            <w:r>
+              <w:t>96</w:t>
+            </w:r>
+          </w:p>
+        </w:tc>
+        <w:tc>
+          <w:tcPr>
+            <w:tcW w:w="2614" w:type="dxa"/>
+          </w:tcPr>
+          <w:p>
+            <w:pPr>
+              <w:spacing w:after="5" w:line="250" w:lineRule="auto"/>
+            </w:pPr>
+            <w:r>
+              <w:t>192.10.10.</w:t>
+            </w:r>
+            <w:r>
+              <w:t>111</w:t>
+            </w:r>
+          </w:p>
+        </w:tc>
+        <w:tc>
+          <w:tcPr>
+            <w:tcW w:w="2614" w:type="dxa"/>
+          </w:tcPr>
+          <w:p>
+            <w:pPr>
+              <w:spacing w:after="5" w:line="250" w:lineRule="auto"/>
+            </w:pPr>
+            <w:r>
+              <w:t>.97-110</w:t>
+            </w:r>
           </w:p>
         </w:tc>
       </w:tr>
@@ -757,26 +835,41 @@
             <w:pPr>
               <w:spacing w:after="5" w:line="250" w:lineRule="auto"/>
             </w:pPr>
-          </w:p>
-        </w:tc>
-        <w:tc>
-          <w:tcPr>
-            <w:tcW w:w="2614" w:type="dxa"/>
-          </w:tcPr>
-          <w:p>
-            <w:pPr>
-              <w:spacing w:after="5" w:line="250" w:lineRule="auto"/>
-            </w:pPr>
-          </w:p>
-        </w:tc>
-        <w:tc>
-          <w:tcPr>
-            <w:tcW w:w="2614" w:type="dxa"/>
-          </w:tcPr>
-          <w:p>
-            <w:pPr>
-              <w:spacing w:after="5" w:line="250" w:lineRule="auto"/>
-            </w:pPr>
+            <w:r>
+              <w:t>192.10.10.</w:t>
+            </w:r>
+            <w:r>
+              <w:t>112</w:t>
+            </w:r>
+          </w:p>
+        </w:tc>
+        <w:tc>
+          <w:tcPr>
+            <w:tcW w:w="2614" w:type="dxa"/>
+          </w:tcPr>
+          <w:p>
+            <w:pPr>
+              <w:spacing w:after="5" w:line="250" w:lineRule="auto"/>
+            </w:pPr>
+            <w:r>
+              <w:t>192.10.10.</w:t>
+            </w:r>
+            <w:r>
+              <w:t>127</w:t>
+            </w:r>
+          </w:p>
+        </w:tc>
+        <w:tc>
+          <w:tcPr>
+            <w:tcW w:w="2614" w:type="dxa"/>
+          </w:tcPr>
+          <w:p>
+            <w:pPr>
+              <w:spacing w:after="5" w:line="250" w:lineRule="auto"/>
+            </w:pPr>
+            <w:r>
+              <w:t>.113-126</w:t>
+            </w:r>
           </w:p>
         </w:tc>
       </w:tr>
@@ -803,26 +896,41 @@
             <w:pPr>
               <w:spacing w:after="5" w:line="250" w:lineRule="auto"/>
             </w:pPr>
-          </w:p>
-        </w:tc>
-        <w:tc>
-          <w:tcPr>
-            <w:tcW w:w="2614" w:type="dxa"/>
-          </w:tcPr>
-          <w:p>
-            <w:pPr>
-              <w:spacing w:after="5" w:line="250" w:lineRule="auto"/>
-            </w:pPr>
-          </w:p>
-        </w:tc>
-        <w:tc>
-          <w:tcPr>
-            <w:tcW w:w="2614" w:type="dxa"/>
-          </w:tcPr>
-          <w:p>
-            <w:pPr>
-              <w:spacing w:after="5" w:line="250" w:lineRule="auto"/>
-            </w:pPr>
+            <w:r>
+              <w:t>192.10.10.</w:t>
+            </w:r>
+            <w:r>
+              <w:t>128</w:t>
+            </w:r>
+          </w:p>
+        </w:tc>
+        <w:tc>
+          <w:tcPr>
+            <w:tcW w:w="2614" w:type="dxa"/>
+          </w:tcPr>
+          <w:p>
+            <w:pPr>
+              <w:spacing w:after="5" w:line="250" w:lineRule="auto"/>
+            </w:pPr>
+            <w:r>
+              <w:t>192.10.10.</w:t>
+            </w:r>
+            <w:r>
+              <w:t>143</w:t>
+            </w:r>
+          </w:p>
+        </w:tc>
+        <w:tc>
+          <w:tcPr>
+            <w:tcW w:w="2614" w:type="dxa"/>
+          </w:tcPr>
+          <w:p>
+            <w:pPr>
+              <w:spacing w:after="5" w:line="250" w:lineRule="auto"/>
+            </w:pPr>
+            <w:r>
+              <w:t>.129-142</w:t>
+            </w:r>
           </w:p>
         </w:tc>
       </w:tr>
@@ -849,26 +957,41 @@
             <w:pPr>
               <w:spacing w:after="5" w:line="250" w:lineRule="auto"/>
             </w:pPr>
-          </w:p>
-        </w:tc>
-        <w:tc>
-          <w:tcPr>
-            <w:tcW w:w="2614" w:type="dxa"/>
-          </w:tcPr>
-          <w:p>
-            <w:pPr>
-              <w:spacing w:after="5" w:line="250" w:lineRule="auto"/>
-            </w:pPr>
-          </w:p>
-        </w:tc>
-        <w:tc>
-          <w:tcPr>
-            <w:tcW w:w="2614" w:type="dxa"/>
-          </w:tcPr>
-          <w:p>
-            <w:pPr>
-              <w:spacing w:after="5" w:line="250" w:lineRule="auto"/>
-            </w:pPr>
+            <w:r>
+              <w:t>192.10.10.</w:t>
+            </w:r>
+            <w:r>
+              <w:t>144</w:t>
+            </w:r>
+          </w:p>
+        </w:tc>
+        <w:tc>
+          <w:tcPr>
+            <w:tcW w:w="2614" w:type="dxa"/>
+          </w:tcPr>
+          <w:p>
+            <w:pPr>
+              <w:spacing w:after="5" w:line="250" w:lineRule="auto"/>
+            </w:pPr>
+            <w:r>
+              <w:t>192.10.10.</w:t>
+            </w:r>
+            <w:r>
+              <w:t>159</w:t>
+            </w:r>
+          </w:p>
+        </w:tc>
+        <w:tc>
+          <w:tcPr>
+            <w:tcW w:w="2614" w:type="dxa"/>
+          </w:tcPr>
+          <w:p>
+            <w:pPr>
+              <w:spacing w:after="5" w:line="250" w:lineRule="auto"/>
+            </w:pPr>
+            <w:r>
+              <w:t>.145-158</w:t>
+            </w:r>
           </w:p>
         </w:tc>
       </w:tr>
@@ -895,26 +1018,41 @@
             <w:pPr>
               <w:spacing w:after="5" w:line="250" w:lineRule="auto"/>
             </w:pPr>
-          </w:p>
-        </w:tc>
-        <w:tc>
-          <w:tcPr>
-            <w:tcW w:w="2614" w:type="dxa"/>
-          </w:tcPr>
-          <w:p>
-            <w:pPr>
-              <w:spacing w:after="5" w:line="250" w:lineRule="auto"/>
-            </w:pPr>
-          </w:p>
-        </w:tc>
-        <w:tc>
-          <w:tcPr>
-            <w:tcW w:w="2614" w:type="dxa"/>
-          </w:tcPr>
-          <w:p>
-            <w:pPr>
-              <w:spacing w:after="5" w:line="250" w:lineRule="auto"/>
-            </w:pPr>
+            <w:r>
+              <w:t>192.10.10.</w:t>
+            </w:r>
+            <w:r>
+              <w:t>160</w:t>
+            </w:r>
+          </w:p>
+        </w:tc>
+        <w:tc>
+          <w:tcPr>
+            <w:tcW w:w="2614" w:type="dxa"/>
+          </w:tcPr>
+          <w:p>
+            <w:pPr>
+              <w:spacing w:after="5" w:line="250" w:lineRule="auto"/>
+            </w:pPr>
+            <w:r>
+              <w:t>192.10.10.</w:t>
+            </w:r>
+            <w:r>
+              <w:t>175</w:t>
+            </w:r>
+          </w:p>
+        </w:tc>
+        <w:tc>
+          <w:tcPr>
+            <w:tcW w:w="2614" w:type="dxa"/>
+          </w:tcPr>
+          <w:p>
+            <w:pPr>
+              <w:spacing w:after="5" w:line="250" w:lineRule="auto"/>
+            </w:pPr>
+            <w:r>
+              <w:t>.161-174</w:t>
+            </w:r>
           </w:p>
         </w:tc>
       </w:tr>
@@ -941,26 +1079,41 @@
             <w:pPr>
               <w:spacing w:after="5" w:line="250" w:lineRule="auto"/>
             </w:pPr>
-          </w:p>
-        </w:tc>
-        <w:tc>
-          <w:tcPr>
-            <w:tcW w:w="2614" w:type="dxa"/>
-          </w:tcPr>
-          <w:p>
-            <w:pPr>
-              <w:spacing w:after="5" w:line="250" w:lineRule="auto"/>
-            </w:pPr>
-          </w:p>
-        </w:tc>
-        <w:tc>
-          <w:tcPr>
-            <w:tcW w:w="2614" w:type="dxa"/>
-          </w:tcPr>
-          <w:p>
-            <w:pPr>
-              <w:spacing w:after="5" w:line="250" w:lineRule="auto"/>
-            </w:pPr>
+            <w:r>
+              <w:t>192.10.10.</w:t>
+            </w:r>
+            <w:r>
+              <w:t>176</w:t>
+            </w:r>
+          </w:p>
+        </w:tc>
+        <w:tc>
+          <w:tcPr>
+            <w:tcW w:w="2614" w:type="dxa"/>
+          </w:tcPr>
+          <w:p>
+            <w:pPr>
+              <w:spacing w:after="5" w:line="250" w:lineRule="auto"/>
+            </w:pPr>
+            <w:r>
+              <w:t>192.10.10.</w:t>
+            </w:r>
+            <w:r>
+              <w:t>191</w:t>
+            </w:r>
+          </w:p>
+        </w:tc>
+        <w:tc>
+          <w:tcPr>
+            <w:tcW w:w="2614" w:type="dxa"/>
+          </w:tcPr>
+          <w:p>
+            <w:pPr>
+              <w:spacing w:after="5" w:line="250" w:lineRule="auto"/>
+            </w:pPr>
+            <w:r>
+              <w:t>.178-190</w:t>
+            </w:r>
           </w:p>
         </w:tc>
       </w:tr>
@@ -987,26 +1140,41 @@
             <w:pPr>
               <w:spacing w:after="5" w:line="250" w:lineRule="auto"/>
             </w:pPr>
-          </w:p>
-        </w:tc>
-        <w:tc>
-          <w:tcPr>
-            <w:tcW w:w="2614" w:type="dxa"/>
-          </w:tcPr>
-          <w:p>
-            <w:pPr>
-              <w:spacing w:after="5" w:line="250" w:lineRule="auto"/>
-            </w:pPr>
-          </w:p>
-        </w:tc>
-        <w:tc>
-          <w:tcPr>
-            <w:tcW w:w="2614" w:type="dxa"/>
-          </w:tcPr>
-          <w:p>
-            <w:pPr>
-              <w:spacing w:after="5" w:line="250" w:lineRule="auto"/>
-            </w:pPr>
+            <w:r>
+              <w:t>192.10.10.</w:t>
+            </w:r>
+            <w:r>
+              <w:t>192</w:t>
+            </w:r>
+          </w:p>
+        </w:tc>
+        <w:tc>
+          <w:tcPr>
+            <w:tcW w:w="2614" w:type="dxa"/>
+          </w:tcPr>
+          <w:p>
+            <w:pPr>
+              <w:spacing w:after="5" w:line="250" w:lineRule="auto"/>
+            </w:pPr>
+            <w:r>
+              <w:t>192.10.10.</w:t>
+            </w:r>
+            <w:r>
+              <w:t>207</w:t>
+            </w:r>
+          </w:p>
+        </w:tc>
+        <w:tc>
+          <w:tcPr>
+            <w:tcW w:w="2614" w:type="dxa"/>
+          </w:tcPr>
+          <w:p>
+            <w:pPr>
+              <w:spacing w:after="5" w:line="250" w:lineRule="auto"/>
+            </w:pPr>
+            <w:r>
+              <w:t>.193-206</w:t>
+            </w:r>
           </w:p>
         </w:tc>
       </w:tr>
@@ -1033,26 +1201,41 @@
             <w:pPr>
               <w:spacing w:after="5" w:line="250" w:lineRule="auto"/>
             </w:pPr>
-          </w:p>
-        </w:tc>
-        <w:tc>
-          <w:tcPr>
-            <w:tcW w:w="2614" w:type="dxa"/>
-          </w:tcPr>
-          <w:p>
-            <w:pPr>
-              <w:spacing w:after="5" w:line="250" w:lineRule="auto"/>
-            </w:pPr>
-          </w:p>
-        </w:tc>
-        <w:tc>
-          <w:tcPr>
-            <w:tcW w:w="2614" w:type="dxa"/>
-          </w:tcPr>
-          <w:p>
-            <w:pPr>
-              <w:spacing w:after="5" w:line="250" w:lineRule="auto"/>
-            </w:pPr>
+            <w:r>
+              <w:t>192.10.10.</w:t>
+            </w:r>
+            <w:r>
+              <w:t>208</w:t>
+            </w:r>
+          </w:p>
+        </w:tc>
+        <w:tc>
+          <w:tcPr>
+            <w:tcW w:w="2614" w:type="dxa"/>
+          </w:tcPr>
+          <w:p>
+            <w:pPr>
+              <w:spacing w:after="5" w:line="250" w:lineRule="auto"/>
+            </w:pPr>
+            <w:r>
+              <w:t>192.10.10.</w:t>
+            </w:r>
+            <w:r>
+              <w:t>223</w:t>
+            </w:r>
+          </w:p>
+        </w:tc>
+        <w:tc>
+          <w:tcPr>
+            <w:tcW w:w="2614" w:type="dxa"/>
+          </w:tcPr>
+          <w:p>
+            <w:pPr>
+              <w:spacing w:after="5" w:line="250" w:lineRule="auto"/>
+            </w:pPr>
+            <w:r>
+              <w:t>.209-222</w:t>
+            </w:r>
           </w:p>
         </w:tc>
       </w:tr>
@@ -1079,46 +1262,88 @@
             <w:pPr>
               <w:spacing w:after="5" w:line="250" w:lineRule="auto"/>
             </w:pPr>
-          </w:p>
-        </w:tc>
-        <w:tc>
-          <w:tcPr>
-            <w:tcW w:w="2614" w:type="dxa"/>
-          </w:tcPr>
-          <w:p>
-            <w:pPr>
-              <w:spacing w:after="5" w:line="250" w:lineRule="auto"/>
-            </w:pPr>
-          </w:p>
-        </w:tc>
-        <w:tc>
-          <w:tcPr>
-            <w:tcW w:w="2614" w:type="dxa"/>
-          </w:tcPr>
-          <w:p>
-            <w:pPr>
-              <w:spacing w:after="5" w:line="250" w:lineRule="auto"/>
-            </w:pPr>
+            <w:r>
+              <w:t>192.10.10.</w:t>
+            </w:r>
+            <w:r>
+              <w:t>224</w:t>
+            </w:r>
+          </w:p>
+        </w:tc>
+        <w:tc>
+          <w:tcPr>
+            <w:tcW w:w="2614" w:type="dxa"/>
+          </w:tcPr>
+          <w:p>
+            <w:pPr>
+              <w:spacing w:after="5" w:line="250" w:lineRule="auto"/>
+            </w:pPr>
+            <w:r>
+              <w:t>192.10.10.</w:t>
+            </w:r>
+            <w:r>
+              <w:t>239</w:t>
+            </w:r>
+          </w:p>
+        </w:tc>
+        <w:tc>
+          <w:tcPr>
+            <w:tcW w:w="2614" w:type="dxa"/>
+          </w:tcPr>
+          <w:p>
+            <w:pPr>
+              <w:spacing w:after="5" w:line="250" w:lineRule="auto"/>
+            </w:pPr>
+            <w:r>
+              <w:t>.225-238</w:t>
+            </w:r>
           </w:p>
         </w:tc>
       </w:tr>
     </w:tbl>
     <w:p>
       <w:pPr>
-        <w:spacing w:after="5" w:line="250" w:lineRule="auto"/>
-        <w:ind w:left="348"/>
-      </w:pPr>
+        <w:spacing w:after="158"/>
+        <w:ind w:left="1330"/>
+        <w:rPr>
+          <w:u w:val="single"/>
+        </w:rPr>
+      </w:pPr>
+      <w:r>
+        <w:t>**Yo Considero la subred 0-15 como la 0 y la 240-255 la 15</w:t>
+      </w:r>
+      <w:bookmarkStart w:id="0" w:name="_GoBack"/>
+      <w:bookmarkEnd w:id="0"/>
     </w:p>
     <w:p>
       <w:pPr>
-        <w:spacing w:after="158"/>
+        <w:numPr>
+          <w:ilvl w:val="0"/>
+          <w:numId w:val="1"/>
+        </w:numPr>
+        <w:spacing w:after="158" w:line="250" w:lineRule="auto"/>
+        <w:ind w:left="1330" w:hanging="348"/>
+      </w:pPr>
+      <w:r>
+        <w:rPr>
+          <w:sz w:val="24"/>
+        </w:rPr>
+        <w:t xml:space="preserve">Indicar cuál es el rango de direcciones IP de la 4ª subred  </w:t>
+      </w:r>
+    </w:p>
+    <w:p>
+      <w:pPr>
+        <w:spacing w:after="158" w:line="250" w:lineRule="auto"/>
         <w:ind w:left="1330"/>
       </w:pPr>
       <w:r>
         <w:rPr>
-          <w:sz w:val="10"/>
-        </w:rPr>
-        <w:t xml:space="preserve"> </w:t>
+          <w:sz w:val="24"/>
+        </w:rPr>
+        <w:t xml:space="preserve">R: </w:t>
+      </w:r>
+      <w:r>
+        <w:t>.94-79</w:t>
       </w:r>
     </w:p>
     <w:p>
@@ -1134,55 +1359,67 @@
         <w:rPr>
           <w:sz w:val="24"/>
         </w:rPr>
-        <w:t xml:space="preserve">Indicar cuál es el rango de direcciones IP de la 4ª subred  </w:t>
+        <w:t>Dirección de red y de difusión (</w:t>
+      </w:r>
+      <w:proofErr w:type="spellStart"/>
+      <w:r>
+        <w:rPr>
+          <w:sz w:val="24"/>
+        </w:rPr>
+        <w:t>Broadcast</w:t>
+      </w:r>
+      <w:proofErr w:type="spellEnd"/>
+      <w:r>
+        <w:rPr>
+          <w:sz w:val="24"/>
+        </w:rPr>
+        <w:t xml:space="preserve">) de la 3ª red </w:t>
       </w:r>
     </w:p>
     <w:p>
       <w:pPr>
-        <w:spacing w:after="0"/>
-        <w:ind w:left="1330"/>
-      </w:pPr>
-      <w:r>
-        <w:rPr>
-          <w:sz w:val="10"/>
+        <w:spacing w:after="5" w:line="250" w:lineRule="auto"/>
+        <w:ind w:left="348"/>
+      </w:pPr>
+      <w:r>
+        <w:rPr>
+          <w:sz w:val="24"/>
+        </w:rPr>
+        <w:t xml:space="preserve">R: IP: </w:t>
+      </w:r>
+      <w:proofErr w:type="gramStart"/>
+      <w:r>
+        <w:t>192.10.10.48</w:t>
+      </w:r>
+      <w:r>
+        <w:rPr>
+          <w:sz w:val="24"/>
         </w:rPr>
         <w:t xml:space="preserve"> </w:t>
       </w:r>
-    </w:p>
-    <w:p>
-      <w:pPr>
-        <w:spacing w:after="0"/>
-        <w:ind w:left="1330"/>
-      </w:pPr>
-      <w:r>
-        <w:rPr>
-          <w:sz w:val="10"/>
+      <w:r>
+        <w:rPr>
+          <w:sz w:val="24"/>
         </w:rPr>
         <w:t xml:space="preserve"> </w:t>
       </w:r>
-    </w:p>
-    <w:p>
-      <w:pPr>
-        <w:spacing w:after="0"/>
-        <w:ind w:left="1330"/>
-      </w:pPr>
-      <w:r>
-        <w:rPr>
-          <w:sz w:val="10"/>
-        </w:rPr>
-        <w:t xml:space="preserve"> </w:t>
-      </w:r>
-    </w:p>
-    <w:p>
-      <w:pPr>
-        <w:spacing w:after="158"/>
-        <w:ind w:left="1330"/>
-      </w:pPr>
-      <w:r>
-        <w:rPr>
-          <w:sz w:val="10"/>
-        </w:rPr>
-        <w:t xml:space="preserve"> </w:t>
+      <w:proofErr w:type="spellStart"/>
+      <w:r>
+        <w:rPr>
+          <w:sz w:val="24"/>
+        </w:rPr>
+        <w:t>Broadcast</w:t>
+      </w:r>
+      <w:proofErr w:type="spellEnd"/>
+      <w:proofErr w:type="gramEnd"/>
+      <w:r>
+        <w:rPr>
+          <w:sz w:val="24"/>
+        </w:rPr>
+        <w:t xml:space="preserve">: </w:t>
+      </w:r>
+      <w:r>
+        <w:t>192.10.10.63</w:t>
       </w:r>
     </w:p>
     <w:p>
@@ -1191,105 +1428,29 @@
           <w:ilvl w:val="0"/>
           <w:numId w:val="1"/>
         </w:numPr>
-        <w:spacing w:after="5" w:line="250" w:lineRule="auto"/>
-        <w:ind w:hanging="348"/>
+        <w:spacing w:after="0" w:line="250" w:lineRule="auto"/>
+        <w:ind w:left="622" w:hanging="348"/>
       </w:pPr>
       <w:r>
         <w:rPr>
           <w:sz w:val="24"/>
         </w:rPr>
-        <w:t>Dirección de red y de difusión (</w:t>
-      </w:r>
-      <w:proofErr w:type="spellStart"/>
-      <w:r>
-        <w:rPr>
-          <w:sz w:val="24"/>
-        </w:rPr>
-        <w:t>Broadcast</w:t>
-      </w:r>
-      <w:proofErr w:type="spellEnd"/>
-      <w:r>
-        <w:rPr>
-          <w:sz w:val="24"/>
-        </w:rPr>
-        <w:t xml:space="preserve">) de la 3ª red  </w:t>
+        <w:t xml:space="preserve">Indicar el rango de direcciones IP asignables a los hosts de la 6ª subred  </w:t>
       </w:r>
     </w:p>
     <w:p>
       <w:pPr>
-        <w:spacing w:after="0"/>
-        <w:ind w:left="1330"/>
-      </w:pPr>
-      <w:r>
-        <w:rPr>
-          <w:sz w:val="10"/>
-        </w:rPr>
-        <w:t xml:space="preserve"> </w:t>
-      </w:r>
-    </w:p>
-    <w:p>
-      <w:pPr>
-        <w:spacing w:after="0"/>
-        <w:ind w:left="2040"/>
-      </w:pPr>
-      <w:r>
-        <w:rPr>
-          <w:sz w:val="10"/>
-        </w:rPr>
-        <w:t xml:space="preserve"> </w:t>
-      </w:r>
-    </w:p>
-    <w:p>
-      <w:pPr>
-        <w:spacing w:after="0"/>
-        <w:ind w:left="2040"/>
-      </w:pPr>
-      <w:r>
-        <w:rPr>
-          <w:sz w:val="10"/>
-        </w:rPr>
-        <w:t xml:space="preserve"> </w:t>
-      </w:r>
-    </w:p>
-    <w:p>
-      <w:pPr>
-        <w:spacing w:after="158"/>
-        <w:ind w:left="2040"/>
-      </w:pPr>
-      <w:r>
-        <w:rPr>
-          <w:sz w:val="10"/>
-        </w:rPr>
-        <w:t xml:space="preserve"> </w:t>
-      </w:r>
-    </w:p>
-    <w:p>
-      <w:pPr>
-        <w:numPr>
-          <w:ilvl w:val="0"/>
-          <w:numId w:val="1"/>
-        </w:numPr>
-        <w:spacing w:after="5" w:line="250" w:lineRule="auto"/>
-        <w:ind w:hanging="348"/>
+        <w:spacing w:after="0" w:line="250" w:lineRule="auto"/>
+        <w:ind w:left="622"/>
       </w:pPr>
       <w:r>
         <w:rPr>
           <w:sz w:val="24"/>
         </w:rPr>
-        <w:t xml:space="preserve">Indicar el rango de direcciones IP asignables a los hosts de la 6ª subred  </w:t>
-      </w:r>
-    </w:p>
-    <w:p>
-      <w:pPr>
-        <w:spacing w:after="0"/>
-        <w:ind w:left="622"/>
-      </w:pPr>
-      <w:r>
-        <w:rPr>
-          <w:b/>
-          <w:sz w:val="24"/>
-        </w:rPr>
-        <w:t xml:space="preserve"> </w:t>
+        <w:t xml:space="preserve">R: </w:t>
+      </w:r>
+      <w:r>
+        <w:t>.97-110</w:t>
       </w:r>
     </w:p>
     <w:sectPr>
